--- a/descargas/03_Comprobante_Entrega_Protocolo_Ley_Karin_2026.docx
+++ b/descargas/03_Comprobante_Entrega_Protocolo_Ley_Karin_2026.docx
@@ -178,6 +178,45 @@
     </w:tbl>
     <w:p>
       <w:pPr>
+        <w:spacing w:before="120" w:after="0"/>
+      </w:pPr>
+      <w:r>
+        <w:rPr>
+          <w:rFonts w:ascii="Calibri" w:hAnsi="Calibri" w:cs="Calibri"/>
+          <w:color w:val="64748B"/>
+          <w:sz w:val="14"/>
+        </w:rPr>
+        <w:t xml:space="preserve">Versión 2026.10 (octubre de 2026). Modelo de referencia basado en la normativa vigente a esa fecha; no constituye asesoría legal. Si tu caso tiene particularidades, revísalo con un abogado antes de firmar.</w:t>
+      </w:r>
+    </w:p>
+    <w:p>
+      <w:pPr>
+        <w:sectPr>
+          <w:footerReference w:type="default" r:id="rId9"/>
+          <w:pgSz w:w="12240" w:h="15840"/>
+          <w:pgMar w:top="936" w:right="936" w:bottom="936" w:left="936" w:header="720" w:footer="720" w:gutter="0"/>
+          <w:cols w:space="720"/>
+          <w:docGrid w:linePitch="360"/>
+        </w:sectPr>
+      </w:pPr>
+    </w:p>
+    <w:p>
+      <w:pPr>
+        <w:spacing w:before="0" w:after="200"/>
+        <w:jc w:val="center"/>
+      </w:pPr>
+      <w:r>
+        <w:rPr>
+          <w:rFonts w:ascii="Calibri" w:hAnsi="Calibri"/>
+          <w:b/>
+          <w:color w:val="00382E"/>
+          <w:sz w:val="26"/>
+        </w:rPr>
+        <w:t xml:space="preserve">COMPROBANTE INDIVIDUAL DE ENTREGA Y RECEPCIÓN DEL PROTOCOLO LEY KARIN</w:t>
+      </w:r>
+    </w:p>
+    <w:p>
+      <w:pPr>
         <w:keepNext/>
         <w:spacing w:before="0" w:after="80"/>
       </w:pPr>
@@ -190,7 +229,46 @@
         <w:rPr>
           <w:rFonts w:ascii="Calibri" w:hAnsi="Calibri" w:cs="Calibri"/>
         </w:rPr>
-        <w:t>En [CIUDAD], a [DÍA] de [MES] de 2026, el(la) trabajador(a) abajo individualizado(a):</w:t>
+        <w:t xml:space="preserve">En </w:t>
+      </w:r>
+      <w:r>
+        <w:rPr>
+          <w:rFonts w:ascii="Calibri" w:hAnsi="Calibri" w:cs="Calibri"/>
+          <w:highlight w:val="yellow"/>
+        </w:rPr>
+        <w:t xml:space="preserve">[CIUDAD]</w:t>
+      </w:r>
+      <w:r>
+        <w:rPr>
+          <w:rFonts w:ascii="Calibri" w:hAnsi="Calibri" w:cs="Calibri"/>
+        </w:rPr>
+        <w:t xml:space="preserve">, a </w:t>
+      </w:r>
+      <w:r>
+        <w:rPr>
+          <w:rFonts w:ascii="Calibri" w:hAnsi="Calibri" w:cs="Calibri"/>
+          <w:highlight w:val="yellow"/>
+        </w:rPr>
+        <w:t xml:space="preserve">[DÍA]</w:t>
+      </w:r>
+      <w:r>
+        <w:rPr>
+          <w:rFonts w:ascii="Calibri" w:hAnsi="Calibri" w:cs="Calibri"/>
+        </w:rPr>
+        <w:t xml:space="preserve"> de </w:t>
+      </w:r>
+      <w:r>
+        <w:rPr>
+          <w:rFonts w:ascii="Calibri" w:hAnsi="Calibri" w:cs="Calibri"/>
+          <w:highlight w:val="yellow"/>
+        </w:rPr>
+        <w:t xml:space="preserve">[MES]</w:t>
+      </w:r>
+      <w:r>
+        <w:rPr>
+          <w:rFonts w:ascii="Calibri" w:hAnsi="Calibri" w:cs="Calibri"/>
+        </w:rPr>
+        <w:t xml:space="preserve"> de 2026, el(la) trabajador(a) abajo individualizado(a):</w:t>
       </w:r>
     </w:p>
     <w:p>
@@ -202,9 +280,67 @@
           <w:rFonts w:ascii="Calibri" w:hAnsi="Calibri" w:cs="Calibri"/>
           <w:b/>
         </w:rPr>
-        <w:t>NOMBRE COMPLETO: [NOMBRE COMPLETO TRABAJADOR]   |   RUT: [RUT DEL TRABAJADOR]</w:t>
+        <w:t xml:space="preserve">NOMBRE COMPLETO: </w:t>
+      </w:r>
+      <w:r>
+        <w:rPr>
+          <w:rFonts w:ascii="Calibri" w:hAnsi="Calibri" w:cs="Calibri"/>
+          <w:b/>
+          <w:highlight w:val="yellow"/>
+        </w:rPr>
+        <w:t xml:space="preserve">[NOMBRE COMPLETO TRABAJADOR]</w:t>
+      </w:r>
+      <w:r>
+        <w:rPr>
+          <w:rFonts w:ascii="Calibri" w:hAnsi="Calibri" w:cs="Calibri"/>
+          <w:b/>
+        </w:rPr>
+        <w:t xml:space="preserve">   |   RUT: </w:t>
+      </w:r>
+      <w:r>
+        <w:rPr>
+          <w:rFonts w:ascii="Calibri" w:hAnsi="Calibri" w:cs="Calibri"/>
+          <w:b/>
+          <w:highlight w:val="yellow"/>
+        </w:rPr>
+        <w:t xml:space="preserve">[RUT DEL TRABAJADOR]</w:t>
+      </w:r>
+      <w:r>
+        <w:rPr>
+          <w:rFonts w:ascii="Calibri" w:hAnsi="Calibri" w:cs="Calibri"/>
+          <w:b/>
+        </w:rPr>
         <w:br/>
-        <w:t>CARGO O FUNCIÓN: [CARGO EN LA EMPRESA]   |   LUGAR O SUCURSAL: [SUCURSAL O FAENA]</w:t>
+      </w:r>
+      <w:r>
+        <w:rPr>
+          <w:rFonts w:ascii="Calibri" w:hAnsi="Calibri" w:cs="Calibri"/>
+          <w:b/>
+        </w:rPr>
+        <w:t xml:space="preserve">CARGO O FUNCIÓN: </w:t>
+      </w:r>
+      <w:r>
+        <w:rPr>
+          <w:rFonts w:ascii="Calibri" w:hAnsi="Calibri" w:cs="Calibri"/>
+          <w:b/>
+          <w:highlight w:val="yellow"/>
+        </w:rPr>
+        <w:t xml:space="preserve">[CARGO EN LA EMPRESA]</w:t>
+      </w:r>
+      <w:r>
+        <w:rPr>
+          <w:rFonts w:ascii="Calibri" w:hAnsi="Calibri" w:cs="Calibri"/>
+          <w:b/>
+        </w:rPr>
+        <w:t xml:space="preserve">   |   LUGAR O SUCURSAL: </w:t>
+      </w:r>
+      <w:r>
+        <w:rPr>
+          <w:rFonts w:ascii="Calibri" w:hAnsi="Calibri" w:cs="Calibri"/>
+          <w:b/>
+          <w:highlight w:val="yellow"/>
+        </w:rPr>
+        <w:t xml:space="preserve">[SUCURSAL O FAENA]</w:t>
       </w:r>
     </w:p>
     <w:p>
@@ -227,19 +363,137 @@
           <w:color w:val="1E293B"/>
           <w:sz w:val="20"/>
         </w:rPr>
-        <w:t>Declaro bajo mi firma haber recibido formalmente de parte de mi empleador [RAZÓN SOCIAL DE LA EMPRESA], RUT [RUT EMPRESA], un ejemplar completo, impreso y/o en formato digital legible, del:</w:t>
+        <w:t xml:space="preserve">Declaro bajo mi firma haber recibido formalmente de parte de mi empleador </w:t>
+      </w:r>
+      <w:r>
+        <w:rPr>
+          <w:rFonts w:ascii="Calibri" w:hAnsi="Calibri"/>
+          <w:color w:val="1E293B"/>
+          <w:sz w:val="20"/>
+          <w:highlight w:val="yellow"/>
+        </w:rPr>
+        <w:t xml:space="preserve">[RAZÓN SOCIAL DE LA EMPRESA]</w:t>
+      </w:r>
+      <w:r>
+        <w:rPr>
+          <w:rFonts w:ascii="Calibri" w:hAnsi="Calibri"/>
+          <w:color w:val="1E293B"/>
+          <w:sz w:val="20"/>
+        </w:rPr>
+        <w:t xml:space="preserve">, RUT </w:t>
+      </w:r>
+      <w:r>
+        <w:rPr>
+          <w:rFonts w:ascii="Calibri" w:hAnsi="Calibri"/>
+          <w:color w:val="1E293B"/>
+          <w:sz w:val="20"/>
+          <w:highlight w:val="yellow"/>
+        </w:rPr>
+        <w:t xml:space="preserve">[RUT EMPRESA]</w:t>
+      </w:r>
+      <w:r>
+        <w:rPr>
+          <w:rFonts w:ascii="Calibri" w:hAnsi="Calibri"/>
+          <w:color w:val="1E293B"/>
+          <w:sz w:val="20"/>
+        </w:rPr>
+        <w:t xml:space="preserve">, un ejemplar completo, impreso y/o en formato digital legible, del:</w:t>
+      </w:r>
+      <w:r>
+        <w:rPr>
+          <w:rFonts w:ascii="Calibri" w:hAnsi="Calibri"/>
+          <w:color w:val="1E293B"/>
+          <w:sz w:val="20"/>
+        </w:rPr>
         <w:br/>
-        <w:t>'PROTOCOLO DE PREVENCIÓN, INVESTIGACIÓN Y SANCIÓN DEL ACOSO LABORAL, SEXUAL Y VIOLENCIA EN EL TRABAJO (LEY N° 21.643 Y DS 44)'.</w:t>
+      </w:r>
+      <w:r>
+        <w:rPr>
+          <w:rFonts w:ascii="Calibri" w:hAnsi="Calibri"/>
+          <w:color w:val="1E293B"/>
+          <w:sz w:val="20"/>
+        </w:rPr>
+        <w:t xml:space="preserve">'PROTOCOLO DE PREVENCIÓN, INVESTIGACIÓN Y SANCIÓN DEL ACOSO LABORAL, SEXUAL Y VIOLENCIA EN EL TRABAJO (LEY N° 21.643 Y DS 44)'.</w:t>
+      </w:r>
+      <w:r>
+        <w:rPr>
+          <w:rFonts w:ascii="Calibri" w:hAnsi="Calibri"/>
+          <w:color w:val="1E293B"/>
+          <w:sz w:val="20"/>
+        </w:rPr>
         <w:br/>
-        <w:t>Asimismo, declaro haber sido debidamente informado(a) sobre:</w:t>
+      </w:r>
+      <w:r>
+        <w:rPr>
+          <w:rFonts w:ascii="Calibri" w:hAnsi="Calibri"/>
+          <w:color w:val="1E293B"/>
+          <w:sz w:val="20"/>
+        </w:rPr>
+        <w:t xml:space="preserve">Asimismo, declaro haber sido debidamente informado(a) sobre:</w:t>
+      </w:r>
+      <w:r>
+        <w:rPr>
+          <w:rFonts w:ascii="Calibri" w:hAnsi="Calibri"/>
+          <w:color w:val="1E293B"/>
+          <w:sz w:val="20"/>
+        </w:rPr>
         <w:br/>
-        <w:t>1. Los canales formales y casillas habilitadas para interponer denuncias o realizar consultas confidenciales.</w:t>
+      </w:r>
+      <w:r>
+        <w:rPr>
+          <w:rFonts w:ascii="Calibri" w:hAnsi="Calibri"/>
+          <w:color w:val="1E293B"/>
+          <w:sz w:val="20"/>
+        </w:rPr>
+        <w:t xml:space="preserve">1. Los canales formales y casillas habilitadas para interponer denuncias o realizar consultas confidenciales.</w:t>
+      </w:r>
+      <w:r>
+        <w:rPr>
+          <w:rFonts w:ascii="Calibri" w:hAnsi="Calibri"/>
+          <w:color w:val="1E293B"/>
+          <w:sz w:val="20"/>
+        </w:rPr>
         <w:br/>
-        <w:t>2. El derecho a que se adopten medidas de resguardo de inmediato al presentar una denuncia.</w:t>
+      </w:r>
+      <w:r>
+        <w:rPr>
+          <w:rFonts w:ascii="Calibri" w:hAnsi="Calibri"/>
+          <w:color w:val="1E293B"/>
+          <w:sz w:val="20"/>
+        </w:rPr>
+        <w:t xml:space="preserve">2. El derecho a que se adopten medidas de resguardo de inmediato al presentar una denuncia.</w:t>
+      </w:r>
+      <w:r>
+        <w:rPr>
+          <w:rFonts w:ascii="Calibri" w:hAnsi="Calibri"/>
+          <w:color w:val="1E293B"/>
+          <w:sz w:val="20"/>
+        </w:rPr>
         <w:br/>
-        <w:t>3. La prohibición absoluta de represalias en contra de denunciantes o testigos en el marco de una investigación.</w:t>
+      </w:r>
+      <w:r>
+        <w:rPr>
+          <w:rFonts w:ascii="Calibri" w:hAnsi="Calibri"/>
+          <w:color w:val="1E293B"/>
+          <w:sz w:val="20"/>
+        </w:rPr>
+        <w:t xml:space="preserve">3. La prohibición absoluta de represalias en contra de denunciantes o testigos en el marco de una investigación.</w:t>
+      </w:r>
+      <w:r>
+        <w:rPr>
+          <w:rFonts w:ascii="Calibri" w:hAnsi="Calibri"/>
+          <w:color w:val="1E293B"/>
+          <w:sz w:val="20"/>
+        </w:rPr>
         <w:br/>
-        <w:t>4. La incorporación del presente protocolo como anexo formal e indisoluble del Reglamento Interno de la Empresa.</w:t>
+      </w:r>
+      <w:r>
+        <w:rPr>
+          <w:rFonts w:ascii="Calibri" w:hAnsi="Calibri"/>
+          <w:color w:val="1E293B"/>
+          <w:sz w:val="20"/>
+        </w:rPr>
+        <w:t xml:space="preserve">4. La incorporación del presente protocolo como anexo formal e indisoluble del Reglamento Interno de la Empresa.</w:t>
       </w:r>
     </w:p>
     <w:p>
@@ -302,13 +556,91 @@
                 <w:color w:val="475569"/>
                 <w:sz w:val="17"/>
               </w:rPr>
-              <w:t>Razón Social: [RAZÓN SOCIAL EMPRESA]</w:t>
+              <w:t xml:space="preserve">Razón Social: </w:t>
+            </w:r>
+            <w:r>
+              <w:rPr>
+                <w:rFonts w:ascii="Calibri" w:hAnsi="Calibri" w:cs="Calibri"/>
+                <w:color w:val="475569"/>
+                <w:sz w:val="17"/>
+                <w:highlight w:val="yellow"/>
+              </w:rPr>
+              <w:t xml:space="preserve">[RAZÓN SOCIAL EMPRESA]</w:t>
+            </w:r>
+            <w:r>
+              <w:rPr>
+                <w:rFonts w:ascii="Calibri" w:hAnsi="Calibri" w:cs="Calibri"/>
+                <w:color w:val="475569"/>
+                <w:sz w:val="17"/>
+              </w:rPr>
               <w:br/>
-              <w:t>RUT: [RUT EMPRESA]</w:t>
+            </w:r>
+            <w:r>
+              <w:rPr>
+                <w:rFonts w:ascii="Calibri" w:hAnsi="Calibri" w:cs="Calibri"/>
+                <w:color w:val="475569"/>
+                <w:sz w:val="17"/>
+              </w:rPr>
+              <w:t xml:space="preserve">RUT: </w:t>
+            </w:r>
+            <w:r>
+              <w:rPr>
+                <w:rFonts w:ascii="Calibri" w:hAnsi="Calibri" w:cs="Calibri"/>
+                <w:color w:val="475569"/>
+                <w:sz w:val="17"/>
+                <w:highlight w:val="yellow"/>
+              </w:rPr>
+              <w:t xml:space="preserve">[RUT EMPRESA]</w:t>
+            </w:r>
+            <w:r>
+              <w:rPr>
+                <w:rFonts w:ascii="Calibri" w:hAnsi="Calibri" w:cs="Calibri"/>
+                <w:color w:val="475569"/>
+                <w:sz w:val="17"/>
+              </w:rPr>
               <w:br/>
-              <w:t>Rep. Legal: [NOMBRE REPRESENTANTE LEGAL]</w:t>
+            </w:r>
+            <w:r>
+              <w:rPr>
+                <w:rFonts w:ascii="Calibri" w:hAnsi="Calibri" w:cs="Calibri"/>
+                <w:color w:val="475569"/>
+                <w:sz w:val="17"/>
+              </w:rPr>
+              <w:t xml:space="preserve">Rep. Legal: </w:t>
+            </w:r>
+            <w:r>
+              <w:rPr>
+                <w:rFonts w:ascii="Calibri" w:hAnsi="Calibri" w:cs="Calibri"/>
+                <w:color w:val="475569"/>
+                <w:sz w:val="17"/>
+                <w:highlight w:val="yellow"/>
+              </w:rPr>
+              <w:t xml:space="preserve">[NOMBRE REPRESENTANTE LEGAL]</w:t>
+            </w:r>
+            <w:r>
+              <w:rPr>
+                <w:rFonts w:ascii="Calibri" w:hAnsi="Calibri" w:cs="Calibri"/>
+                <w:color w:val="475569"/>
+                <w:sz w:val="17"/>
+              </w:rPr>
               <w:br/>
-              <w:t>RUT: [RUT REPRESENTANTE]</w:t>
+            </w:r>
+            <w:r>
+              <w:rPr>
+                <w:rFonts w:ascii="Calibri" w:hAnsi="Calibri" w:cs="Calibri"/>
+                <w:color w:val="475569"/>
+                <w:sz w:val="17"/>
+              </w:rPr>
+              <w:t xml:space="preserve">RUT: </w:t>
+            </w:r>
+            <w:r>
+              <w:rPr>
+                <w:rFonts w:ascii="Calibri" w:hAnsi="Calibri" w:cs="Calibri"/>
+                <w:color w:val="475569"/>
+                <w:sz w:val="17"/>
+                <w:highlight w:val="yellow"/>
+              </w:rPr>
+              <w:t xml:space="preserve">[RUT REPRESENTANTE]</w:t>
             </w:r>
           </w:p>
         </w:tc>
@@ -351,31 +683,73 @@
                 <w:color w:val="475569"/>
                 <w:sz w:val="17"/>
               </w:rPr>
-              <w:t>Nombre: [NOMBRE COMPLETO TRABAJADOR]</w:t>
+              <w:t xml:space="preserve">Nombre: </w:t>
+            </w:r>
+            <w:r>
+              <w:rPr>
+                <w:rFonts w:ascii="Calibri" w:hAnsi="Calibri" w:cs="Calibri"/>
+                <w:color w:val="475569"/>
+                <w:sz w:val="17"/>
+                <w:highlight w:val="yellow"/>
+              </w:rPr>
+              <w:t xml:space="preserve">[NOMBRE COMPLETO TRABAJADOR]</w:t>
+            </w:r>
+            <w:r>
+              <w:rPr>
+                <w:rFonts w:ascii="Calibri" w:hAnsi="Calibri" w:cs="Calibri"/>
+                <w:color w:val="475569"/>
+                <w:sz w:val="17"/>
+              </w:rPr>
               <w:br/>
-              <w:t>RUT: [RUT TRABAJADOR]</w:t>
+            </w:r>
+            <w:r>
+              <w:rPr>
+                <w:rFonts w:ascii="Calibri" w:hAnsi="Calibri" w:cs="Calibri"/>
+                <w:color w:val="475569"/>
+                <w:sz w:val="17"/>
+              </w:rPr>
+              <w:t xml:space="preserve">RUT: </w:t>
+            </w:r>
+            <w:r>
+              <w:rPr>
+                <w:rFonts w:ascii="Calibri" w:hAnsi="Calibri" w:cs="Calibri"/>
+                <w:color w:val="475569"/>
+                <w:sz w:val="17"/>
+                <w:highlight w:val="yellow"/>
+              </w:rPr>
+              <w:t xml:space="preserve">[RUT TRABAJADOR]</w:t>
+            </w:r>
+            <w:r>
+              <w:rPr>
+                <w:rFonts w:ascii="Calibri" w:hAnsi="Calibri" w:cs="Calibri"/>
+                <w:color w:val="475569"/>
+                <w:sz w:val="17"/>
+              </w:rPr>
               <w:br/>
-              <w:t>Cargo: [CARGO O FUNCIÓN]</w:t>
+            </w:r>
+            <w:r>
+              <w:rPr>
+                <w:rFonts w:ascii="Calibri" w:hAnsi="Calibri" w:cs="Calibri"/>
+                <w:color w:val="475569"/>
+                <w:sz w:val="17"/>
+              </w:rPr>
+              <w:t xml:space="preserve">Cargo: </w:t>
+            </w:r>
+            <w:r>
+              <w:rPr>
+                <w:rFonts w:ascii="Calibri" w:hAnsi="Calibri" w:cs="Calibri"/>
+                <w:color w:val="475569"/>
+                <w:sz w:val="17"/>
+                <w:highlight w:val="yellow"/>
+              </w:rPr>
+              <w:t xml:space="preserve">[CARGO O FUNCIÓN]</w:t>
             </w:r>
           </w:p>
         </w:tc>
       </w:tr>
     </w:tbl>
-    <w:p>
-      <w:pPr>
-        <w:spacing w:before="120" w:after="0"/>
-      </w:pPr>
-      <w:r>
-        <w:rPr>
-          <w:rFonts w:ascii="Calibri" w:hAnsi="Calibri" w:cs="Calibri"/>
-          <w:color w:val="64748B"/>
-          <w:sz w:val="14"/>
-        </w:rPr>
-        <w:t xml:space="preserve">Versión 2026.10 (octubre de 2026). Modelo de referencia basado en la normativa vigente a esa fecha; no constituye asesoría legal. Si tu caso tiene particularidades, revísalo con un abogado antes de firmar.</w:t>
-      </w:r>
-    </w:p>
     <w:sectPr>
-      <w:footerReference w:type="default" r:id="rId9"/>
+      <w:footerReference w:type="default" r:id="rId10"/>
       <w:pgSz w:w="12240" w:h="15840"/>
       <w:pgMar w:top="936" w:right="936" w:bottom="936" w:left="936" w:header="720" w:footer="720" w:gutter="0"/>
       <w:cols w:space="720"/>
@@ -401,6 +775,16 @@
       </w:rPr>
       <w:t>CálculoLaboral.cl · Pack gratuito Ley Karin 2026 · Modelo de referencia</w:t>
     </w:r>
+  </w:p>
+</w:ftr>
+</file>
+
+<file path=word/footer2.xml><?xml version="1.0" encoding="utf-8"?>
+<w:ftr xmlns:m="http://schemas.openxmlformats.org/officeDocument/2006/math" xmlns:mc="http://schemas.openxmlformats.org/markup-compatibility/2006" xmlns:mo="http://schemas.microsoft.com/office/mac/office/2008/main" xmlns:mv="urn:schemas-microsoft-com:mac:vml" xmlns:o="urn:schemas-microsoft-com:office:office" xmlns:r="http://schemas.openxmlformats.org/officeDocument/2006/relationships" xmlns:v="urn:schemas-microsoft-com:vml" xmlns:w10="urn:schemas-microsoft-com:office:word" xmlns:w14="http://schemas.microsoft.com/office/word/2010/wordml" xmlns:w="http://schemas.openxmlformats.org/wordprocessingml/2006/main" xmlns:wne="http://schemas.microsoft.com/office/word/2006/wordml" xmlns:wp14="http://schemas.microsoft.com/office/word/2010/wordprocessingDrawing" xmlns:wp="http://schemas.openxmlformats.org/drawingml/2006/wordprocessingDrawing" xmlns:wpc="http://schemas.microsoft.com/office/word/2010/wordprocessingCanvas" xmlns:wpg="http://schemas.microsoft.com/office/word/2010/wordprocessingGroup" xmlns:wpi="http://schemas.microsoft.com/office/word/2010/wordprocessingInk" xmlns:wps="http://schemas.microsoft.com/office/word/2010/wordprocessingShape" mc:Ignorable="w14 wp14">
+  <w:p>
+    <w:pPr>
+      <w:pStyle w:val="Footer"/>
+    </w:pPr>
   </w:p>
 </w:ftr>
 </file>
